--- a/solutions_labs/Lab2/Lab2_program1.docx
+++ b/solutions_labs/Lab2/Lab2_program1.docx
@@ -106,15 +106,6 @@
       <w:pPr>
         <w:pStyle w:val="SourceCode"/>
       </w:pPr>
-      <w:r>
-        <w:rPr>
-          <w:rStyle w:val="VerbatimChar"/>
-        </w:rPr>
-        <w:t xml:space="preserve"># Program 1: check one connection typed by the user</w:t>
-      </w:r>
-      <w:r>
-        <w:br/>
-      </w:r>
       <w:r>
         <w:rPr>
           <w:rStyle w:val="VerbatimChar"/>
@@ -623,23 +614,218 @@
       </w:r>
     </w:p>
     <w:bookmarkEnd w:id="22"/>
-    <w:bookmarkStart w:id="23" w:name="check-against-the-grammar"/>
+    <w:bookmarkStart w:id="23" w:name="how-i-checked-it"/>
     <w:p>
       <w:pPr>
         <w:pStyle w:val="Heading2"/>
       </w:pPr>
       <w:r>
-        <w:t xml:space="preserve">Check against the grammar</w:t>
+        <w:t xml:space="preserve">How I checked it</w:t>
       </w:r>
     </w:p>
-    <w:p>
-      <w:pPr>
-        <w:pStyle w:val="FirstParagraph"/>
-      </w:pPr>
-      <w:r>
-        <w:t xml:space="preserve">I built a table-driven LL(1) parser from the BNF and ran the program through it. It is accepted, and the parser counts 13 statements: 4 rules, 2 assignments, 4 prints, 1 input and 2 ifs (the nested one counts). It also parses with the Lab 1 version of the grammar, so the changes made in this lab do not affect it.</w:t>
-      </w:r>
-    </w:p>
+    <w:tbl>
+      <w:tblPr>
+        <w:tblStyle w:val="Table"/>
+        <w:tblW w:type="pct" w:w="5000"/>
+        <w:tblLook w:firstRow="1" w:lastRow="0" w:firstColumn="0" w:lastColumn="0" w:noHBand="0" w:noVBand="0" w:val="0020"/>
+        <w:jc w:val="start"/>
+      </w:tblPr>
+      <w:tblGrid>
+        <w:gridCol w:w="3960"/>
+        <w:gridCol w:w="3960"/>
+      </w:tblGrid>
+      <w:tr>
+        <w:trPr>
+          <w:tblHeader w:val="true"/>
+        </w:trPr>
+        <w:tc>
+          <w:tcPr/>
+          <w:p>
+            <w:pPr>
+              <w:pStyle w:val="Compact"/>
+              <w:jc w:val="left"/>
+            </w:pPr>
+            <w:r>
+              <w:t xml:space="preserve">What I tried</w:t>
+            </w:r>
+          </w:p>
+        </w:tc>
+        <w:tc>
+          <w:tcPr/>
+          <w:p>
+            <w:pPr>
+              <w:pStyle w:val="Compact"/>
+              <w:jc w:val="left"/>
+            </w:pPr>
+            <w:r>
+              <w:t xml:space="preserve">Result</w:t>
+            </w:r>
+          </w:p>
+        </w:tc>
+      </w:tr>
+      <w:tr>
+        <w:tc>
+          <w:tcPr/>
+          <w:p>
+            <w:pPr>
+              <w:pStyle w:val="Compact"/>
+              <w:jc w:val="left"/>
+            </w:pPr>
+            <w:r>
+              <w:t xml:space="preserve">Parsed it with an LL(1) table parser built from the BNF</w:t>
+            </w:r>
+          </w:p>
+        </w:tc>
+        <w:tc>
+          <w:tcPr/>
+          <w:p>
+            <w:pPr>
+              <w:pStyle w:val="Compact"/>
+              <w:jc w:val="left"/>
+            </w:pPr>
+            <w:r>
+              <w:t xml:space="preserve">Accepted, 13 statements (4 rule, 2 assignment, 4 print, 1 input, 2 if). The Lab 1 grammar accepts it too.</w:t>
+            </w:r>
+          </w:p>
+        </w:tc>
+      </w:tr>
+      <w:tr>
+        <w:tc>
+          <w:tcPr/>
+          <w:p>
+            <w:pPr>
+              <w:pStyle w:val="Compact"/>
+              <w:jc w:val="left"/>
+            </w:pPr>
+            <w:r>
+              <w:t xml:space="preserve">Five broken copies: no</w:t>
+            </w:r>
+            <w:r>
+              <w:t xml:space="preserve"> </w:t>
+            </w:r>
+            <w:r>
+              <w:rPr>
+                <w:rStyle w:val="VerbatimChar"/>
+              </w:rPr>
+              <w:t xml:space="preserve">then</w:t>
+            </w:r>
+            <w:r>
+              <w:t xml:space="preserve">, no last</w:t>
+            </w:r>
+            <w:r>
+              <w:t xml:space="preserve"> </w:t>
+            </w:r>
+            <w:r>
+              <w:rPr>
+                <w:rStyle w:val="VerbatimChar"/>
+              </w:rPr>
+              <w:t xml:space="preserve">end</w:t>
+            </w:r>
+            <w:r>
+              <w:t xml:space="preserve">,</w:t>
+            </w:r>
+            <w:r>
+              <w:t xml:space="preserve"> </w:t>
+            </w:r>
+            <w:r>
+              <w:rPr>
+                <w:rStyle w:val="VerbatimChar"/>
+              </w:rPr>
+              <w:t xml:space="preserve">port</w:t>
+            </w:r>
+            <w:r>
+              <w:t xml:space="preserve"> </w:t>
+            </w:r>
+            <w:r>
+              <w:t xml:space="preserve">used as a variable, no</w:t>
+            </w:r>
+            <w:r>
+              <w:t xml:space="preserve"> </w:t>
+            </w:r>
+            <w:r>
+              <w:rPr>
+                <w:rStyle w:val="VerbatimChar"/>
+              </w:rPr>
+              <w:t xml:space="preserve">=</w:t>
+            </w:r>
+            <w:r>
+              <w:t xml:space="preserve"> </w:t>
+            </w:r>
+            <w:r>
+              <w:t xml:space="preserve">in a rule,</w:t>
+            </w:r>
+            <w:r>
+              <w:t xml:space="preserve"> </w:t>
+            </w:r>
+            <w:r>
+              <w:rPr>
+                <w:rStyle w:val="VerbatimChar"/>
+              </w:rPr>
+              <w:t xml:space="preserve">from</w:t>
+            </w:r>
+            <w:r>
+              <w:t xml:space="preserve"> </w:t>
+            </w:r>
+            <w:r>
+              <w:t xml:space="preserve">and</w:t>
+            </w:r>
+            <w:r>
+              <w:t xml:space="preserve"> </w:t>
+            </w:r>
+            <w:r>
+              <w:rPr>
+                <w:rStyle w:val="VerbatimChar"/>
+              </w:rPr>
+              <w:t xml:space="preserve">to</w:t>
+            </w:r>
+            <w:r>
+              <w:t xml:space="preserve"> </w:t>
+            </w:r>
+            <w:r>
+              <w:t xml:space="preserve">swapped</w:t>
+            </w:r>
+          </w:p>
+        </w:tc>
+        <w:tc>
+          <w:tcPr/>
+          <w:p>
+            <w:pPr>
+              <w:pStyle w:val="Compact"/>
+              <w:jc w:val="left"/>
+            </w:pPr>
+            <w:r>
+              <w:t xml:space="preserve">All five rejected, each error points to the right line.</w:t>
+            </w:r>
+          </w:p>
+        </w:tc>
+      </w:tr>
+      <w:tr>
+        <w:tc>
+          <w:tcPr/>
+          <w:p>
+            <w:pPr>
+              <w:pStyle w:val="Compact"/>
+              <w:jc w:val="left"/>
+            </w:pPr>
+            <w:r>
+              <w:t xml:space="preserve">Sample outputs</w:t>
+            </w:r>
+          </w:p>
+        </w:tc>
+        <w:tc>
+          <w:tcPr/>
+          <w:p>
+            <w:pPr>
+              <w:pStyle w:val="Compact"/>
+              <w:jc w:val="left"/>
+            </w:pPr>
+            <w:r>
+              <w:t xml:space="preserve">Worked out by hand, then recomputed with a Python script that applies the rules in order. The three results match.</w:t>
+            </w:r>
+          </w:p>
+        </w:tc>
+      </w:tr>
+    </w:tbl>
     <w:bookmarkEnd w:id="23"/>
     <w:bookmarkStart w:id="24" w:name="sample-runs"/>
     <w:p>
@@ -655,7 +841,7 @@
         <w:pStyle w:val="FirstParagraph"/>
       </w:pPr>
       <w:r>
-        <w:t xml:space="preserve">There is no interpreter yet, so I worked out the results by hand from the rules and then checked them with a short Python script that applies the rules in order. The text after</w:t>
+        <w:t xml:space="preserve">There is no interpreter yet, so these results come from the hand check above. The text after</w:t>
       </w:r>
       <w:r>
         <w:t xml:space="preserve"> </w:t>
